--- a/Microbiology Exam 2/micro-exam-2-study-guide.docx
+++ b/Microbiology Exam 2/micro-exam-2-study-guide.docx
@@ -376,14 +376,28 @@
                 <w:b/>
                 <w:i w:val="0"/>
               </w:rPr>
-              <w:t>Read from one transcript so far</w:t>
+              <w:t>Both transcripts read and compared</w:t>
             </w:r>
             <w:r>
               <w:rPr>
                 <w:b w:val="0"/>
                 <w:i w:val="0"/>
               </w:rPr>
-              <w:t xml:space="preserve"> (Notability’s own); the second, independent transcription was still running when this guide was built, so the quotes below have not yet been cross-checked against it. Every factual claim was checked against the deck, and where the two differ the slide is what this guide teaches.</w:t>
+              <w:t xml:space="preserve"> (Notability’s own and an independent local transcription); </w:t>
+            </w:r>
+            <w:r>
+              <w:rPr>
+                <w:b/>
+                <w:i w:val="0"/>
+              </w:rPr>
+              <w:t>every quote below appears in both</w:t>
+            </w:r>
+            <w:r>
+              <w:rPr>
+                <w:b w:val="0"/>
+                <w:i w:val="0"/>
+              </w:rPr>
+              <w:t>, with the same wording and timing. Every factual claim was checked against the deck, and where the two differ the slide is what this guide teaches.</w:t>
             </w:r>
           </w:p>
           <w:p>
@@ -402,14 +416,14 @@
                 <w:b w:val="0"/>
                 <w:i w:val="0"/>
               </w:rPr>
-              <w:t xml:space="preserve"> It names one chart to learn, one mechanism that matters most, and </w:t>
+              <w:t xml:space="preserve"> It names one chart to learn, one mechanism that matters most, one pairing she said outright you need to know, and </w:t>
             </w:r>
             <w:r>
               <w:rPr>
                 <w:b/>
                 <w:i w:val="0"/>
               </w:rPr>
-              <w:t>five slides not to memorize</w:t>
+              <w:t>six slides not to memorize</w:t>
             </w:r>
             <w:r>
               <w:rPr>
@@ -539,7 +553,7 @@
                       <w:i w:val="0"/>
                       <w:sz w:val="18"/>
                     </w:rPr>
-                    <w:t xml:space="preserve"> [part 1, about minute 10]</w:t>
+                    <w:t xml:space="preserve"> [part 1, 10:14]</w:t>
                   </w:r>
                 </w:p>
               </w:tc>
@@ -587,7 +601,7 @@
                       <w:i/>
                       <w:sz w:val="18"/>
                     </w:rPr>
-                    <w:t xml:space="preserve">“The most important thing I want [you] to remember about this is </w:t>
+                    <w:t xml:space="preserve">“The most important thing I want you to remember about this is </w:t>
                   </w:r>
                   <w:r>
                     <w:rPr>
@@ -612,7 +626,7 @@
                       <w:i w:val="0"/>
                       <w:sz w:val="18"/>
                     </w:rPr>
-                    <w:t xml:space="preserve"> [part 1, about minute 34]</w:t>
+                    <w:t xml:space="preserve"> [part 1, 34:23]</w:t>
                   </w:r>
                 </w:p>
               </w:tc>
@@ -685,7 +699,7 @@
                       <w:i w:val="0"/>
                       <w:sz w:val="18"/>
                     </w:rPr>
-                    <w:t xml:space="preserve"> [part 2, about minute 13] — and of autoimmunity, </w:t>
+                    <w:t xml:space="preserve"> [part 2, 13:13] — and of autoimmunity, </w:t>
                   </w:r>
                   <w:r>
                     <w:rPr>
@@ -693,7 +707,7 @@
                       <w:i/>
                       <w:sz w:val="18"/>
                     </w:rPr>
-                    <w:t>“type 1 is not involved in either of these.”</w:t>
+                    <w:t>“type one is not involved in either of these.”</w:t>
                   </w:r>
                   <w:r>
                     <w:rPr>
@@ -701,7 +715,7 @@
                       <w:i w:val="0"/>
                       <w:sz w:val="18"/>
                     </w:rPr>
-                    <w:t xml:space="preserve"> [part 2, about minute 21]</w:t>
+                    <w:t xml:space="preserve"> [part 2, 21:50]</w:t>
                   </w:r>
                 </w:p>
               </w:tc>
@@ -749,7 +763,7 @@
                       <w:i/>
                       <w:sz w:val="18"/>
                     </w:rPr>
-                    <w:t xml:space="preserve">“B cell defect is agammaglobulinemia… we associate [it] with more bacterial infections. And </w:t>
+                    <w:t xml:space="preserve">“B cell defect is agammaglobulinemia… this we associate with more bacterial infections. And </w:t>
                   </w:r>
                   <w:r>
                     <w:rPr>
@@ -774,7 +788,23 @@
                       <w:i w:val="0"/>
                       <w:sz w:val="18"/>
                     </w:rPr>
-                    <w:t xml:space="preserve"> [part 2, about minute 32]</w:t>
+                    <w:t xml:space="preserve"> [part 2, 32:34] She repeated the pairing a minute and a half later: </w:t>
+                  </w:r>
+                  <w:r>
+                    <w:rPr>
+                      <w:b w:val="0"/>
+                      <w:i/>
+                      <w:sz w:val="18"/>
+                    </w:rPr>
+                    <w:t>“remember the T cell deficiency, you get more of fungal, viral, protozoan infections; B cell deficiency, more of the bacterial infections.”</w:t>
+                  </w:r>
+                  <w:r>
+                    <w:rPr>
+                      <w:b w:val="0"/>
+                      <w:i w:val="0"/>
+                      <w:sz w:val="18"/>
+                    </w:rPr>
+                    <w:t xml:space="preserve"> [part 2, 34:12]</w:t>
                   </w:r>
                 </w:p>
               </w:tc>
@@ -813,7 +843,7 @@
                       <w:i w:val="0"/>
                       <w:sz w:val="18"/>
                     </w:rPr>
-                    <w:t xml:space="preserve"> infections; T cell deficiency → fungal, viral and protozoan (slide 63–64).</w:t>
+                    <w:t xml:space="preserve"> infections; T cell deficiency → fungal, viral and protozoan (slides 63–64). The only thing in the lecture said twice and called “need to know”.</w:t>
                   </w:r>
                 </w:p>
               </w:tc>
@@ -846,7 +876,7 @@
                       <w:i w:val="0"/>
                       <w:sz w:val="18"/>
                     </w:rPr>
-                    <w:t xml:space="preserve"> [part 1, about minute 4]</w:t>
+                    <w:t xml:space="preserve"> [part 1, 4:07]</w:t>
                   </w:r>
                 </w:p>
               </w:tc>
@@ -902,7 +932,7 @@
                       <w:i w:val="0"/>
                       <w:sz w:val="18"/>
                     </w:rPr>
-                    <w:t xml:space="preserve"> [part 2, about minute 19]</w:t>
+                    <w:t xml:space="preserve"> [part 2, 19:57]</w:t>
                   </w:r>
                 </w:p>
               </w:tc>
@@ -958,7 +988,7 @@
                       <w:i w:val="0"/>
                       <w:sz w:val="18"/>
                     </w:rPr>
-                    <w:t xml:space="preserve"> [part 2, about minutes 29–30]</w:t>
+                    <w:t xml:space="preserve"> [part 2, 29:48–30:11]</w:t>
                   </w:r>
                 </w:p>
               </w:tc>
@@ -1014,7 +1044,7 @@
                       <w:i w:val="0"/>
                       <w:sz w:val="18"/>
                     </w:rPr>
-                    <w:t xml:space="preserve"> [part 2, about minute 37]</w:t>
+                    <w:t xml:space="preserve"> [part 2, 37:03]</w:t>
                   </w:r>
                 </w:p>
               </w:tc>
@@ -1094,7 +1124,7 @@
                       <w:i w:val="0"/>
                       <w:sz w:val="18"/>
                     </w:rPr>
-                    <w:t xml:space="preserve"> [part 2, about minutes 38–39]</w:t>
+                    <w:t xml:space="preserve"> [part 2, 39:27–39:45]</w:t>
                   </w:r>
                 </w:p>
               </w:tc>
@@ -1145,7 +1175,7 @@
                 <w:b w:val="0"/>
                 <w:i w:val="0"/>
               </w:rPr>
-              <w:t xml:space="preserve"> — consistent with the deck, useful as hooks:</w:t>
+              <w:t xml:space="preserve"> — consistent with the deck, useful as hooks, and each present in both transcripts:</w:t>
             </w:r>
           </w:p>
           <w:p>
@@ -1183,7 +1213,7 @@
                 <w:i w:val="0"/>
                 <w:sz w:val="20"/>
               </w:rPr>
-              <w:t xml:space="preserve"> Rh-positive baby is the one at risk.</w:t>
+              <w:t xml:space="preserve"> Rh-positive baby is the one at risk. [part 1, 43:22]</w:t>
             </w:r>
           </w:p>
           <w:p>
@@ -1213,7 +1243,7 @@
                 <w:i w:val="0"/>
                 <w:sz w:val="20"/>
               </w:rPr>
-              <w:t>, and once positive it stays positive because of memory cells.</w:t>
+              <w:t>, and once positive it stays positive because of memory cells. [part 2, 4:19]</w:t>
             </w:r>
           </w:p>
           <w:p>
@@ -1259,7 +1289,7 @@
                 <w:i w:val="0"/>
                 <w:sz w:val="20"/>
               </w:rPr>
-              <w:t xml:space="preserve"> to make effector T cells — by which time the exposed skin has shed, so the first contact produces no rash.</w:t>
+              <w:t xml:space="preserve"> to make effector T cells — by which time the exposed skin has shed, so the first contact produces no rash. [part 2, 5:32–6:22]</w:t>
             </w:r>
           </w:p>
           <w:p>
@@ -1305,7 +1335,7 @@
                 <w:i w:val="0"/>
                 <w:sz w:val="20"/>
               </w:rPr>
-              <w:t xml:space="preserve"> is the universal recipient (no anti-A or anti-B antibody in the serum).</w:t>
+              <w:t xml:space="preserve"> is the universal recipient (no anti-A or anti-B antibody in the serum). [part 1, 38:19–39:20]</w:t>
             </w:r>
           </w:p>
           <w:p>
@@ -1335,7 +1365,7 @@
                 <w:i w:val="0"/>
                 <w:sz w:val="20"/>
               </w:rPr>
-              <w:t xml:space="preserve"> human leukocyte antigen markers, and even that is not always enough to prevent graft versus host disease.</w:t>
+              <w:t xml:space="preserve"> human leukocyte antigen markers, and even that is not always enough to prevent graft versus host disease. [part 2, 18:43]</w:t>
             </w:r>
           </w:p>
           <w:p>
@@ -1349,7 +1379,7 @@
                 <w:i w:val="0"/>
                 <w:sz w:val="20"/>
               </w:rPr>
-              <w:t>“Nobody actually dies of HIV [human immunodeficiency virus]. They die of the things you catch because of the suppressed immune system.”</w:t>
+              <w:t>“Nobody actually dies of HIV [human immunodeficiency virus]. They die of the things you catch because of the suppressed immune system.” [part 2, 35:30]</w:t>
             </w:r>
           </w:p>
           <w:p>
@@ -1361,14 +1391,28 @@
                 <w:b/>
                 <w:i w:val="0"/>
               </w:rPr>
-              <w:t>Two things to distrust in the transcript:</w:t>
+              <w:t>Two slips to ignore</w:t>
             </w:r>
             <w:r>
               <w:rPr>
                 <w:b w:val="0"/>
                 <w:i w:val="0"/>
               </w:rPr>
-              <w:t xml:space="preserve"> it has the lecturer describe immune complexes as “a type 2 reaction” at the start of part 2 (slide 38 says type III, and it is type III) and allergy as “IgA [immunoglobulin A] mediated” (slide 23 says immunoglobulin E). Both may be transcription errors; the second transcription will settle it. Go by the slides.</w:t>
+              <w:t xml:space="preserve">, both now heard in </w:t>
+            </w:r>
+            <w:r>
+              <w:rPr>
+                <w:b w:val="0"/>
+                <w:i/>
+              </w:rPr>
+              <w:t>both</w:t>
+            </w:r>
+            <w:r>
+              <w:rPr>
+                <w:b w:val="0"/>
+                <w:i w:val="0"/>
+              </w:rPr>
+              <w:t xml:space="preserve"> transcripts, so they are what was said rather than transcription errors. She opens part 2 by calling immune complexes “a type 2 reaction” [part 2, 0:07], straight after closing part 1 with “before we start with type three”; slide 38 says type III, and it is type III. And she calls allergy “IgA mediated” [part 1, 25:47] in the late-phase sentence, then says “those new IgE” eight seconds later; slide 23 says immunoglobulin E. (IgE and IgA sound alike, so a shared mishearing cannot be ruled out; either way the answer is IgE.) Go by the slides.</w:t>
             </w:r>
           </w:p>
         </w:tc>

--- a/Microbiology Exam 2/micro-exam-2-study-guide.docx
+++ b/Microbiology Exam 2/micro-exam-2-study-guide.docx
@@ -1954,6 +1954,40 @@
     </w:p>
     <w:p>
       <w:pPr>
+        <w:spacing w:after="120"/>
+      </w:pPr>
+      <w:r>
+        <w:rPr>
+          <w:b w:val="0"/>
+          <w:i w:val="0"/>
+        </w:rPr>
+        <w:t>Also tested</w:t>
+      </w:r>
+    </w:p>
+    <w:p>
+      <w:pPr>
+        <w:pStyle w:val="ListBullet"/>
+        <w:spacing w:after="40"/>
+      </w:pPr>
+      <w:r>
+        <w:rPr>
+          <w:b/>
+          <w:i w:val="0"/>
+          <w:sz w:val="20"/>
+        </w:rPr>
+        <w:t>Cancer and immune dysfunction.</w:t>
+      </w:r>
+      <w:r>
+        <w:rPr>
+          <w:b w:val="0"/>
+          <w:i w:val="0"/>
+          <w:sz w:val="20"/>
+        </w:rPr>
+        <w:t xml:space="preserve"> Cancer is both a cause and an effect: immune failure permits it, and the tumor then suppresses immunity. Immune surveillance normally keeps cancer in check, and successful tumors evade and actively manipulate the response once established.</w:t>
+      </w:r>
+    </w:p>
+    <w:p>
+      <w:pPr>
         <w:pStyle w:val="Heading2"/>
         <w:spacing w:before="200" w:after="100"/>
       </w:pPr>
@@ -1963,6 +1997,40 @@
           <w:color w:val="1F4D2B"/>
         </w:rPr>
         <w:t>7.2 · Objective 2 — The four hypersensitivities and their diseases</w:t>
+      </w:r>
+    </w:p>
+    <w:p>
+      <w:pPr>
+        <w:spacing w:after="120"/>
+      </w:pPr>
+      <w:r>
+        <w:rPr>
+          <w:b w:val="0"/>
+          <w:i w:val="0"/>
+        </w:rPr>
+        <w:t>Also tested</w:t>
+      </w:r>
+    </w:p>
+    <w:p>
+      <w:pPr>
+        <w:pStyle w:val="ListBullet"/>
+        <w:spacing w:after="40"/>
+      </w:pPr>
+      <w:r>
+        <w:rPr>
+          <w:b/>
+          <w:i w:val="0"/>
+          <w:sz w:val="20"/>
+        </w:rPr>
+        <w:t>Arthus reaction.</w:t>
+      </w:r>
+      <w:r>
+        <w:rPr>
+          <w:b w:val="0"/>
+          <w:i w:val="0"/>
+          <w:sz w:val="20"/>
+        </w:rPr>
+        <w:t xml:space="preserve"> It is localized dermal injury from inflamed blood vessels, a vasculitis typically following a second injection of vaccine at a site, and normally self limiting.</w:t>
       </w:r>
     </w:p>
     <w:p>
@@ -7835,6 +7903,40 @@
     </w:p>
     <w:p>
       <w:pPr>
+        <w:spacing w:after="120"/>
+      </w:pPr>
+      <w:r>
+        <w:rPr>
+          <w:b w:val="0"/>
+          <w:i w:val="0"/>
+        </w:rPr>
+        <w:t>Also tested</w:t>
+      </w:r>
+    </w:p>
+    <w:p>
+      <w:pPr>
+        <w:pStyle w:val="ListBullet"/>
+        <w:spacing w:after="40"/>
+      </w:pPr>
+      <w:r>
+        <w:rPr>
+          <w:b/>
+          <w:i w:val="0"/>
+          <w:sz w:val="20"/>
+        </w:rPr>
+        <w:t>Autoimmune predisposition.</w:t>
+      </w:r>
+      <w:r>
+        <w:rPr>
+          <w:b w:val="0"/>
+          <w:i w:val="0"/>
+          <w:sz w:val="20"/>
+        </w:rPr>
+        <w:t xml:space="preserve"> Women are affected more than men, and autoimmunities also run in families.</w:t>
+      </w:r>
+    </w:p>
+    <w:p>
+      <w:pPr>
         <w:pStyle w:val="Heading2"/>
         <w:spacing w:before="200" w:after="100"/>
       </w:pPr>
@@ -8711,6 +8813,40 @@
     </w:p>
     <w:p>
       <w:pPr>
+        <w:spacing w:after="120"/>
+      </w:pPr>
+      <w:r>
+        <w:rPr>
+          <w:b w:val="0"/>
+          <w:i w:val="0"/>
+        </w:rPr>
+        <w:t>Also tested</w:t>
+      </w:r>
+    </w:p>
+    <w:p>
+      <w:pPr>
+        <w:pStyle w:val="ListBullet"/>
+        <w:spacing w:after="40"/>
+      </w:pPr>
+      <w:r>
+        <w:rPr>
+          <w:b/>
+          <w:i w:val="0"/>
+          <w:sz w:val="20"/>
+        </w:rPr>
+        <w:t>Tumor escape from natural killer cells.</w:t>
+      </w:r>
+      <w:r>
+        <w:rPr>
+          <w:b w:val="0"/>
+          <w:i w:val="0"/>
+          <w:sz w:val="20"/>
+        </w:rPr>
+        <w:t xml:space="preserve"> When tumor cells cleave a stress molecule that natural killer cells recognize and release it in soluble form, the tumor cell escapes being killed: the soluble molecule binds the killing receptor on natural killer and gamma-delta T cells.</w:t>
+      </w:r>
+    </w:p>
+    <w:p>
+      <w:pPr>
         <w:pStyle w:val="Heading2"/>
         <w:spacing w:before="200" w:after="100"/>
       </w:pPr>
@@ -9444,6 +9580,62 @@
           <w:i w:val="0"/>
         </w:rPr>
         <w:t xml:space="preserve"> (Dr. Webster), Slides 1–81, and the PAJ 5200 syllabus instructional objectives.</w:t>
+      </w:r>
+    </w:p>
+    <w:p>
+      <w:pPr>
+        <w:spacing w:after="120"/>
+      </w:pPr>
+      <w:r>
+        <w:rPr>
+          <w:b w:val="0"/>
+          <w:i w:val="0"/>
+        </w:rPr>
+        <w:t>Also tested</w:t>
+      </w:r>
+    </w:p>
+    <w:p>
+      <w:pPr>
+        <w:pStyle w:val="ListBullet"/>
+        <w:spacing w:after="40"/>
+      </w:pPr>
+      <w:r>
+        <w:rPr>
+          <w:b/>
+          <w:i w:val="0"/>
+          <w:sz w:val="20"/>
+        </w:rPr>
+        <w:t>Tumor infiltrating lymphocyte therapy.</w:t>
+      </w:r>
+      <w:r>
+        <w:rPr>
+          <w:b w:val="0"/>
+          <w:i w:val="0"/>
+          <w:sz w:val="20"/>
+        </w:rPr>
+        <w:t xml:space="preserve"> It is in development, not yet approved; these are cytotoxic T cells expanded to a therapeutic amount.</w:t>
+      </w:r>
+    </w:p>
+    <w:p>
+      <w:pPr>
+        <w:pStyle w:val="ListBullet"/>
+        <w:spacing w:after="40"/>
+      </w:pPr>
+      <w:r>
+        <w:rPr>
+          <w:b/>
+          <w:i w:val="0"/>
+          <w:sz w:val="20"/>
+        </w:rPr>
+        <w:t>Oncolytic viral therapy.</w:t>
+      </w:r>
+      <w:r>
+        <w:rPr>
+          <w:b w:val="0"/>
+          <w:i w:val="0"/>
+          <w:sz w:val="20"/>
+        </w:rPr>
+        <w:t xml:space="preserve"> The main challenge is that immunity may clear the virus first; only a few are approved, just one in the United States, for melanoma.</w:t>
       </w:r>
     </w:p>
     <w:p>
@@ -10665,6 +10857,40 @@
     </w:p>
     <w:p>
       <w:pPr>
+        <w:spacing w:after="120"/>
+      </w:pPr>
+      <w:r>
+        <w:rPr>
+          <w:b w:val="0"/>
+          <w:i w:val="0"/>
+        </w:rPr>
+        <w:t>Also tested</w:t>
+      </w:r>
+    </w:p>
+    <w:p>
+      <w:pPr>
+        <w:pStyle w:val="ListBullet"/>
+        <w:spacing w:after="40"/>
+      </w:pPr>
+      <w:r>
+        <w:rPr>
+          <w:b/>
+          <w:i w:val="0"/>
+          <w:sz w:val="20"/>
+        </w:rPr>
+        <w:t>Rapid immunological tests.</w:t>
+      </w:r>
+      <w:r>
+        <w:rPr>
+          <w:b w:val="0"/>
+          <w:i w:val="0"/>
+          <w:sz w:val="20"/>
+        </w:rPr>
+        <w:t xml:space="preserve"> You need a hypothesis to target it: fever, sore throat and pus-pockets on the tonsils lead you to suspect strep throat, and only then does the rapid test answer the question.</w:t>
+      </w:r>
+    </w:p>
+    <w:p>
+      <w:pPr>
         <w:pStyle w:val="Heading2"/>
         <w:spacing w:before="200" w:after="100"/>
       </w:pPr>
@@ -11037,6 +11263,40 @@
     </w:p>
     <w:p>
       <w:pPr>
+        <w:spacing w:after="120"/>
+      </w:pPr>
+      <w:r>
+        <w:rPr>
+          <w:b w:val="0"/>
+          <w:i w:val="0"/>
+        </w:rPr>
+        <w:t>Also tested</w:t>
+      </w:r>
+    </w:p>
+    <w:p>
+      <w:pPr>
+        <w:pStyle w:val="ListBullet"/>
+        <w:spacing w:after="40"/>
+      </w:pPr>
+      <w:r>
+        <w:rPr>
+          <w:b/>
+          <w:i w:val="0"/>
+          <w:sz w:val="20"/>
+        </w:rPr>
+        <w:t>Genotypic methods.</w:t>
+      </w:r>
+      <w:r>
+        <w:rPr>
+          <w:b w:val="0"/>
+          <w:i w:val="0"/>
+          <w:sz w:val="20"/>
+        </w:rPr>
+        <w:t xml:space="preserve"> Their major practical advantage is that culture is not necessary. This matters most for slow-growing organisms such as Mycobacterium and difficult ones such as Legionella, since the delay of culture is avoided entirely.</w:t>
+      </w:r>
+    </w:p>
+    <w:p>
+      <w:pPr>
         <w:pStyle w:val="Heading2"/>
         <w:spacing w:before="200" w:after="100"/>
       </w:pPr>
@@ -11534,6 +11794,84 @@
       <w:pPr>
         <w:spacing w:after="80"/>
       </w:pPr>
+    </w:p>
+    <w:p>
+      <w:pPr>
+        <w:spacing w:after="120"/>
+      </w:pPr>
+      <w:r>
+        <w:rPr>
+          <w:b w:val="0"/>
+          <w:i w:val="0"/>
+        </w:rPr>
+        <w:t>Also tested</w:t>
+      </w:r>
+    </w:p>
+    <w:p>
+      <w:pPr>
+        <w:pStyle w:val="ListBullet"/>
+        <w:spacing w:after="40"/>
+      </w:pPr>
+      <w:r>
+        <w:rPr>
+          <w:b/>
+          <w:i w:val="0"/>
+          <w:sz w:val="20"/>
+        </w:rPr>
+        <w:t>Serological test reactions.</w:t>
+      </w:r>
+      <w:r>
+        <w:rPr>
+          <w:b w:val="0"/>
+          <w:i w:val="0"/>
+          <w:sz w:val="20"/>
+        </w:rPr>
+        <w:t xml:space="preserve"> They can produce precipitates, color change, radioactivity, and report not only presence but amount, the titre, often given in binding antibody units.</w:t>
+      </w:r>
+    </w:p>
+    <w:p>
+      <w:pPr>
+        <w:pStyle w:val="ListBullet"/>
+        <w:spacing w:after="40"/>
+      </w:pPr>
+      <w:r>
+        <w:rPr>
+          <w:b/>
+          <w:i w:val="0"/>
+          <w:sz w:val="20"/>
+        </w:rPr>
+        <w:t>Agglutination tests.</w:t>
+      </w:r>
+      <w:r>
+        <w:rPr>
+          <w:b w:val="0"/>
+          <w:i w:val="0"/>
+          <w:sz w:val="20"/>
+        </w:rPr>
+        <w:t xml:space="preserve"> The Weil-Felix test for rickettsial diseases uses agglutination, alongside blood typing, rapid syphilis diagnosis, cold agglutinin for mycoplasmas and the latex-agglutination pregnancy test.</w:t>
+      </w:r>
+    </w:p>
+    <w:p>
+      <w:pPr>
+        <w:pStyle w:val="ListBullet"/>
+        <w:spacing w:after="40"/>
+      </w:pPr>
+      <w:r>
+        <w:rPr>
+          <w:b/>
+          <w:i w:val="0"/>
+          <w:sz w:val="20"/>
+        </w:rPr>
+        <w:t>Serology.</w:t>
+      </w:r>
+      <w:r>
+        <w:rPr>
+          <w:b w:val="0"/>
+          <w:i w:val="0"/>
+          <w:sz w:val="20"/>
+        </w:rPr>
+        <w:t xml:space="preserve"> Serology is in vitro diagnostic testing of serum samples. Because antibodies have extreme specificity for antigens, these are very sensitive methods.</w:t>
+      </w:r>
     </w:p>
     <w:p>
       <w:pPr>
@@ -12491,6 +12829,106 @@
     </w:p>
     <w:p>
       <w:pPr>
+        <w:spacing w:after="120"/>
+      </w:pPr>
+      <w:r>
+        <w:rPr>
+          <w:b w:val="0"/>
+          <w:i w:val="0"/>
+        </w:rPr>
+        <w:t>Also tested</w:t>
+      </w:r>
+    </w:p>
+    <w:p>
+      <w:pPr>
+        <w:pStyle w:val="ListBullet"/>
+        <w:spacing w:after="40"/>
+      </w:pPr>
+      <w:r>
+        <w:rPr>
+          <w:b/>
+          <w:i w:val="0"/>
+          <w:sz w:val="20"/>
+        </w:rPr>
+        <w:t>Northern blot.</w:t>
+      </w:r>
+      <w:r>
+        <w:rPr>
+          <w:b w:val="0"/>
+          <w:i w:val="0"/>
+          <w:sz w:val="20"/>
+        </w:rPr>
+        <w:t xml:space="preserve"> It is used to study gene expression by detecting RNA, and is useful in the study of oncogenes and in rejection of transplanted organs.</w:t>
+      </w:r>
+    </w:p>
+    <w:p>
+      <w:pPr>
+        <w:pStyle w:val="ListBullet"/>
+        <w:spacing w:after="40"/>
+      </w:pPr>
+      <w:r>
+        <w:rPr>
+          <w:b/>
+          <w:i w:val="0"/>
+          <w:sz w:val="20"/>
+        </w:rPr>
+        <w:t>Western blot.</w:t>
+      </w:r>
+      <w:r>
+        <w:rPr>
+          <w:b w:val="0"/>
+          <w:i w:val="0"/>
+          <w:sz w:val="20"/>
+        </w:rPr>
+        <w:t xml:space="preserve"> It is used to verify HIV status as a second test, and has also been used definitively for bovine spongiform encephalopathy, Lyme disease and hepatitis B.</w:t>
+      </w:r>
+    </w:p>
+    <w:p>
+      <w:pPr>
+        <w:pStyle w:val="ListBullet"/>
+        <w:spacing w:after="40"/>
+      </w:pPr>
+      <w:r>
+        <w:rPr>
+          <w:b/>
+          <w:i w:val="0"/>
+          <w:sz w:val="20"/>
+        </w:rPr>
+        <w:t>Original electrophoretic blotting.</w:t>
+      </w:r>
+      <w:r>
+        <w:rPr>
+          <w:b w:val="0"/>
+          <w:i w:val="0"/>
+          <w:sz w:val="20"/>
+        </w:rPr>
+        <w:t xml:space="preserve"> It was invented by Edwin Southern, around 1975, to detect specific DNA sequences in DNA samples; the Northern, Western and Eastern blots all take their names from his.</w:t>
+      </w:r>
+    </w:p>
+    <w:p>
+      <w:pPr>
+        <w:pStyle w:val="ListBullet"/>
+        <w:spacing w:after="40"/>
+      </w:pPr>
+      <w:r>
+        <w:rPr>
+          <w:b/>
+          <w:i w:val="0"/>
+          <w:sz w:val="20"/>
+        </w:rPr>
+        <w:t>In vivo testing.</w:t>
+      </w:r>
+      <w:r>
+        <w:rPr>
+          <w:b w:val="0"/>
+          <w:i w:val="0"/>
+          <w:sz w:val="20"/>
+        </w:rPr>
+        <w:t xml:space="preserve"> Unlike serology, antigen is introduced directly into the body to determine the presence or absence of antibodies; the tuberculin skin test and allergy testing are the named examples.</w:t>
+      </w:r>
+    </w:p>
+    <w:p>
+      <w:pPr>
         <w:pStyle w:val="Heading2"/>
         <w:spacing w:before="200" w:after="100"/>
       </w:pPr>
@@ -13367,6 +13805,62 @@
           <w:i w:val="0"/>
         </w:rPr>
         <w:t>Replication, the last part of this objective, appears once: viruses cannot be cultured like bacteria because they replicate only inside a specific host cell (slide 54).</w:t>
+      </w:r>
+    </w:p>
+    <w:p>
+      <w:pPr>
+        <w:spacing w:after="120"/>
+      </w:pPr>
+      <w:r>
+        <w:rPr>
+          <w:b w:val="0"/>
+          <w:i w:val="0"/>
+        </w:rPr>
+        <w:t>Also tested</w:t>
+      </w:r>
+    </w:p>
+    <w:p>
+      <w:pPr>
+        <w:pStyle w:val="ListBullet"/>
+        <w:spacing w:after="40"/>
+      </w:pPr>
+      <w:r>
+        <w:rPr>
+          <w:b/>
+          <w:i w:val="0"/>
+          <w:sz w:val="20"/>
+        </w:rPr>
+        <w:t>Simmons citrate medium.</w:t>
+      </w:r>
+      <w:r>
+        <w:rPr>
+          <w:b w:val="0"/>
+          <w:i w:val="0"/>
+          <w:sz w:val="20"/>
+        </w:rPr>
+        <w:t xml:space="preserve"> A blue color indicates a rising pH, reported by the bromthymol blue indicator, because citrate utilization drives the pH up.</w:t>
+      </w:r>
+    </w:p>
+    <w:p>
+      <w:pPr>
+        <w:pStyle w:val="ListBullet"/>
+        <w:spacing w:after="40"/>
+      </w:pPr>
+      <w:r>
+        <w:rPr>
+          <w:b/>
+          <w:i w:val="0"/>
+          <w:sz w:val="20"/>
+        </w:rPr>
+        <w:t>Macroscopic morphology.</w:t>
+      </w:r>
+      <w:r>
+        <w:rPr>
+          <w:b w:val="0"/>
+          <w:i w:val="0"/>
+          <w:sz w:val="20"/>
+        </w:rPr>
+        <w:t xml:space="preserve"> It assesses colony appearance on culture media, including texture, size, shape, pigment and growth requirements, all observed with the naked eye rather than under the microscope.</w:t>
       </w:r>
     </w:p>
     <w:p>
@@ -13596,6 +14090,40 @@
           <w:i w:val="0"/>
         </w:rPr>
         <w:t>. Mechanisms of action and resistance themselves were Lecture 2’s subject.</w:t>
+      </w:r>
+    </w:p>
+    <w:p>
+      <w:pPr>
+        <w:spacing w:after="120"/>
+      </w:pPr>
+      <w:r>
+        <w:rPr>
+          <w:b w:val="0"/>
+          <w:i w:val="0"/>
+        </w:rPr>
+        <w:t>Also tested</w:t>
+      </w:r>
+    </w:p>
+    <w:p>
+      <w:pPr>
+        <w:pStyle w:val="ListBullet"/>
+        <w:spacing w:after="40"/>
+      </w:pPr>
+      <w:r>
+        <w:rPr>
+          <w:b/>
+          <w:i w:val="0"/>
+          <w:sz w:val="20"/>
+        </w:rPr>
+        <w:t>Zone of inhibition.</w:t>
+      </w:r>
+      <w:r>
+        <w:rPr>
+          <w:b w:val="0"/>
+          <w:i w:val="0"/>
+          <w:sz w:val="20"/>
+        </w:rPr>
+        <w:t xml:space="preserve"> A larger zone indicates a more effective agent; minimum inhibitory concentration strips give the same information as a concentration, the lowest level that stops growth.</w:t>
       </w:r>
     </w:p>
     <w:p>

--- a/Microbiology Exam 2/micro-exam-2-study-guide.docx
+++ b/Microbiology Exam 2/micro-exam-2-study-guide.docx
@@ -1988,6 +1988,28 @@
     </w:p>
     <w:p>
       <w:pPr>
+        <w:pStyle w:val="ListBullet"/>
+        <w:spacing w:after="40"/>
+      </w:pPr>
+      <w:r>
+        <w:rPr>
+          <w:b/>
+          <w:i w:val="0"/>
+          <w:sz w:val="20"/>
+        </w:rPr>
+        <w:t>Four immunopathologies.</w:t>
+      </w:r>
+      <w:r>
+        <w:rPr>
+          <w:b w:val="0"/>
+          <w:i w:val="0"/>
+          <w:sz w:val="20"/>
+        </w:rPr>
+        <w:t xml:space="preserve"> The four categories are allergy, autoimmunity, immunodeficiency and cancer; allergy and autoimmunity are overreactions, while immunodeficiency and cancer are underreactions.</w:t>
+      </w:r>
+    </w:p>
+    <w:p>
+      <w:pPr>
         <w:pStyle w:val="Heading2"/>
         <w:spacing w:before="200" w:after="100"/>
       </w:pPr>
@@ -8344,6 +8366,40 @@
     </w:p>
     <w:p>
       <w:pPr>
+        <w:spacing w:after="120"/>
+      </w:pPr>
+      <w:r>
+        <w:rPr>
+          <w:b w:val="0"/>
+          <w:i w:val="0"/>
+        </w:rPr>
+        <w:t>Also tested</w:t>
+      </w:r>
+    </w:p>
+    <w:p>
+      <w:pPr>
+        <w:pStyle w:val="ListBullet"/>
+        <w:spacing w:after="40"/>
+      </w:pPr>
+      <w:r>
+        <w:rPr>
+          <w:b/>
+          <w:i w:val="0"/>
+          <w:sz w:val="20"/>
+        </w:rPr>
+        <w:t>Adenosine deaminase deficiency.</w:t>
+      </w:r>
+      <w:r>
+        <w:rPr>
+          <w:b w:val="0"/>
+          <w:i w:val="0"/>
+          <w:sz w:val="20"/>
+        </w:rPr>
+        <w:t xml:space="preserve"> It causes some types of severe combined immunodeficiency, a congenital, primary defect.</w:t>
+      </w:r>
+    </w:p>
+    <w:p>
+      <w:pPr>
         <w:pStyle w:val="Heading2"/>
         <w:spacing w:before="200" w:after="100"/>
       </w:pPr>
@@ -11875,6 +11931,50 @@
     </w:p>
     <w:p>
       <w:pPr>
+        <w:pStyle w:val="ListBullet"/>
+        <w:spacing w:after="40"/>
+      </w:pPr>
+      <w:r>
+        <w:rPr>
+          <w:b/>
+          <w:i w:val="0"/>
+          <w:sz w:val="20"/>
+        </w:rPr>
+        <w:t>Agglutination testing.</w:t>
+      </w:r>
+      <w:r>
+        <w:rPr>
+          <w:b w:val="0"/>
+          <w:i w:val="0"/>
+          <w:sz w:val="20"/>
+        </w:rPr>
+        <w:t xml:space="preserve"> It detects whole-cell or insoluble antigens, which antibody cross-links into complexes that settle out as large visible clumps, generally sinking to the bottom of the container.</w:t>
+      </w:r>
+    </w:p>
+    <w:p>
+      <w:pPr>
+        <w:pStyle w:val="ListBullet"/>
+        <w:spacing w:after="40"/>
+      </w:pPr>
+      <w:r>
+        <w:rPr>
+          <w:b/>
+          <w:i w:val="0"/>
+          <w:sz w:val="20"/>
+        </w:rPr>
+        <w:t>Agglutination clumps.</w:t>
+      </w:r>
+      <w:r>
+        <w:rPr>
+          <w:b w:val="0"/>
+          <w:i w:val="0"/>
+          <w:sz w:val="20"/>
+        </w:rPr>
+        <w:t xml:space="preserve"> They settle to the bottom of the container, which makes the result visible without instrumentation and lets the test run on a card or slide.</w:t>
+      </w:r>
+    </w:p>
+    <w:p>
+      <w:pPr>
         <w:pStyle w:val="Heading2"/>
         <w:spacing w:before="200" w:after="100"/>
       </w:pPr>
@@ -13865,6 +13965,28 @@
     </w:p>
     <w:p>
       <w:pPr>
+        <w:pStyle w:val="ListBullet"/>
+        <w:spacing w:after="40"/>
+      </w:pPr>
+      <w:r>
+        <w:rPr>
+          <w:b/>
+          <w:i w:val="0"/>
+          <w:sz w:val="20"/>
+        </w:rPr>
+        <w:t>Immediate direct examination.</w:t>
+      </w:r>
+      <w:r>
+        <w:rPr>
+          <w:b w:val="0"/>
+          <w:i w:val="0"/>
+          <w:sz w:val="20"/>
+        </w:rPr>
+        <w:t xml:space="preserve"> The Gram stain and acid-fast stain are named for it, together with direct fluorescent antibody and direct antigen testing, which report before anything has been cultured.</w:t>
+      </w:r>
+    </w:p>
+    <w:p>
+      <w:pPr>
         <w:pStyle w:val="Heading2"/>
         <w:spacing w:before="200" w:after="100"/>
       </w:pPr>
@@ -13995,6 +14117,40 @@
           <w:i w:val="0"/>
         </w:rPr>
         <w:t xml:space="preserve"> the risk of transmission. Slides 11–12 show collection sites and methods (nasopharynx, throat, sputum, blood, cerebrospinal fluid, urine by clean catch or catheter, feces, skin, genital swabs); a specimen then goes to direct testing or to cultivation, isolation and identification.</w:t>
+      </w:r>
+    </w:p>
+    <w:p>
+      <w:pPr>
+        <w:spacing w:after="120"/>
+      </w:pPr>
+      <w:r>
+        <w:rPr>
+          <w:b w:val="0"/>
+          <w:i w:val="0"/>
+        </w:rPr>
+        <w:t>Also tested</w:t>
+      </w:r>
+    </w:p>
+    <w:p>
+      <w:pPr>
+        <w:pStyle w:val="ListBullet"/>
+        <w:spacing w:after="40"/>
+      </w:pPr>
+      <w:r>
+        <w:rPr>
+          <w:b/>
+          <w:i w:val="0"/>
+          <w:sz w:val="20"/>
+        </w:rPr>
+        <w:t>Phenotypic methods.</w:t>
+      </w:r>
+      <w:r>
+        <w:rPr>
+          <w:b w:val="0"/>
+          <w:i w:val="0"/>
+          <w:sz w:val="20"/>
+        </w:rPr>
+        <w:t xml:space="preserve"> They may take longer to reach a diagnosis because the microbes must be cultured: observable characteristics, biochemical reactions and sensitivity testing all depend on having grown the organism first.</w:t>
       </w:r>
     </w:p>
     <w:p>
